--- a/pc_package/PCR-006_viral_inactivation.docx
+++ b/pc_package/PCR-006_viral_inactivation.docx
@@ -6945,7 +6945,7 @@
         <w:pStyle w:val="BodyText"/>
       </w:pPr>
       <w:r>
-        <w:t xml:space="preserve">The centre of each design is the midpoint of the ranges studied, at pH 3.6, 120 min and 20 °C. It is the set-point of none of the three factors, because the ranges are not symmetrical about the set-points. The centre points therefore estimate pure error at the design centre, and each model predicts the outputs at the set-point from the fitted surface rather than measuring them there.</w:t>
+        <w:t xml:space="preserve">The centre of each design is the midpoint of the ranges studied, at pH 3.6, 120 min and 20 °C. It lies away from the set-points the studies were run around, pH 3.5, 90 min and 21 °C, because each range reaches further on one side of its set-point. The centre points therefore estimate pure error at the design centre, and each model predicts the outputs at the set-point from the fitted surface rather than measuring them there.</w:t>
       </w:r>
     </w:p>
     <w:bookmarkEnd w:id="47"/>
@@ -15063,7 +15063,18 @@
         <w:pStyle w:val="BodyText"/>
       </w:pPr>
       <w:r>
-        <w:t xml:space="preserve">The acidic variants grow with the hold time and with nothing else, by 0.20 percentage points per 60 min. No effect of pH and no effect of temperature was resolved on them in any study of the step. The acid-catalysed hydrolysis of side-chain amides that</w:t>
+        <w:t xml:space="preserve">The acidic variants grow with the hold time and with nothing else, by 0.20 percentage points per 60 min. No effect of pH and no effect of temperature on them was resolved in the designs. The difference between the two pH values of S-VI-OFAT was already present when the hold began (</w:t>
+      </w:r>
+      <w:hyperlink w:anchor="sec-ofat">
+        <w:r>
+          <w:rPr>
+            <w:rStyle w:val="Hyperlink"/>
+          </w:rPr>
+          <w:t xml:space="preserve">Section 7.5.1</w:t>
+        </w:r>
+      </w:hyperlink>
+      <w:r>
+        <w:t xml:space="preserve">). The acid-catalysed hydrolysis of side-chain amides that</w:t>
       </w:r>
       <w:r>
         <w:t xml:space="preserve"> </w:t>
@@ -15121,7 +15132,18 @@
         </w:r>
       </w:hyperlink>
       <w:r>
-        <w:t xml:space="preserve">). No effect of pH and no effect of temperature on fragments was resolved in any study.</w:t>
+        <w:t xml:space="preserve">). Fragments have no adequate model, and S-VI-OFAT found no effect of pH on them at the two pH values it compared (</w:t>
+      </w:r>
+      <w:hyperlink w:anchor="sec-ofat">
+        <w:r>
+          <w:rPr>
+            <w:rStyle w:val="Hyperlink"/>
+          </w:rPr>
+          <w:t xml:space="preserve">Section 7.5.1</w:t>
+        </w:r>
+      </w:hyperlink>
+      <w:r>
+        <w:t xml:space="preserve">).</w:t>
       </w:r>
     </w:p>
     <w:bookmarkEnd w:id="84"/>
@@ -16175,13 +16197,19 @@
                     <w:jc w:val="center"/>
                   </w:pPr>
                   <w:r>
-                    <w:t xml:space="preserve">Mean predicted by the response-surface model,</w:t>
+                    <w:t xml:space="preserve">Mean predicted by the</w:t>
                   </w:r>
                   <w:r>
                     <w:br/>
                   </w:r>
                   <w:r>
-                    <w:t xml:space="preserve">or measured results where it has none</w:t>
+                    <w:t xml:space="preserve">response-surface model, or measured</w:t>
+                  </w:r>
+                  <w:r>
+                    <w:br/>
+                  </w:r>
+                  <w:r>
+                    <w:t xml:space="preserve">results where it has none</w:t>
                   </w:r>
                   <w:r>
                     <w:rPr>
@@ -17797,7 +17825,7 @@
         <w:t xml:space="preserve"> </w:t>
       </w:r>
       <w:r>
-        <w:t xml:space="preserve">gives the PAR of each factor for XMuLV clearance, as PCMP-001 §6.4 defines the two analyses. The first analysis scans the factor across its range studied with the other two at their set-points and compares the mean prediction with the criterion. The second varies the other two within their NORs, as</w:t>
+        <w:t xml:space="preserve">gives the PAR of each factor for XMuLV clearance, as PCMP-001 §6.4 defines the two analyses. The first analysis scans the factor across its range studied and compares the mean prediction with the criterion. The second varies the other two within their NORs, as</w:t>
       </w:r>
       <w:r>
         <w:t xml:space="preserve"> </w:t>
@@ -29430,7 +29458,7 @@
                     <w:jc w:val="center"/>
                   </w:pPr>
                   <w:r>
-                    <w:t xml:space="preserve">the neutralized pool held at two temperatures for seven days, aggregate by SEC, acidic variants by icIEF and fragments by nrCE-SDS at every time point (study S-VI-HLD); the report states how a held pool is judged, an approach no plan set, chosen after the results were known</w:t>
+                    <w:t xml:space="preserve">the neutralized pool held at two temperatures for seven days, aggregate by SEC, acidic variants by icIEF and fragments by nrCE-SDS at every time point (study S-VI-HLD); the pool is judged against the criteria it must meet on entering the next step (PCMP-001 Version 2.0 §5), and the level expected to enter the hold and the reading of the change over it are the report’s approach, chosen after the results were known</w:t>
                   </w:r>
                 </w:p>
               </w:tc>

--- a/pc_package/PCR-006_viral_inactivation.docx
+++ b/pc_package/PCR-006_viral_inactivation.docx
@@ -1968,6 +1968,32 @@
               <w:jc w:val="left"/>
             </w:pPr>
             <w:r>
+              <w:t xml:space="preserve">UF/DF</w:t>
+            </w:r>
+          </w:p>
+        </w:tc>
+        <w:tc>
+          <w:tcPr/>
+          <w:p>
+            <w:pPr>
+              <w:pStyle w:val="Compact"/>
+              <w:jc w:val="left"/>
+            </w:pPr>
+            <w:r>
+              <w:t xml:space="preserve">ultrafiltration and diafiltration</w:t>
+            </w:r>
+          </w:p>
+        </w:tc>
+      </w:tr>
+      <w:tr>
+        <w:tc>
+          <w:tcPr/>
+          <w:p>
+            <w:pPr>
+              <w:pStyle w:val="Compact"/>
+              <w:jc w:val="left"/>
+            </w:pPr>
+            <w:r>
               <w:t xml:space="preserve">WC-CPP</w:t>
             </w:r>
           </w:p>
@@ -2124,7 +2150,7 @@
         <w:pStyle w:val="BodyText"/>
       </w:pPr>
       <w:r>
-        <w:t xml:space="preserve">F2. Aggregate, fragments and acidic variants meet their intermediate acceptance criteria across the NOR in force. The upper limit of the 95 % prediction interval of a single batch of aggregate is at most 2.10 % HMW at manufacturing scale, against 7.02 %. Fragments and acidic variants have no adequate model and are judged on their measured results, 0.87 to 1.13 % and 20.2 to 20.6 % respectively. The 33 acidic variant results of the designs and the first concentration study show no scatter at a given hold time, so no adequacy test can be applied to that output.</w:t>
+        <w:t xml:space="preserve">F2. Aggregate, fragments and acidic variants meet their intermediate acceptance criteria across the NOR in force. The upper limit of the 95 % prediction interval of a single batch of aggregate is at most 2.10 % HMW at manufacturing scale, against 6.84 %. Fragments and acidic variants have no adequate model and are judged on their measured results, 0.87 to 1.13 % and 20.2 to 20.6 % respectively. The 33 acidic variant results of the designs and the first concentration study show no scatter at a given hold time, so no adequacy test can be applied to that output.</w:t>
       </w:r>
     </w:p>
     <w:p>
@@ -2156,7 +2182,7 @@
         <w:pStyle w:val="BodyText"/>
       </w:pPr>
       <w:r>
-        <w:t xml:space="preserve">F6. Within the NOR as characterized the step adds at most 0.56 percentage points of aggregate at the one-sided 95 % prediction bound of a single batch, against the platform value of 0.70. That bound moved the aggregate criterion of the production bioreactor output from 6.32 to 6.46 % HMW. At a hold of 180 min, outside the NOR, the step added up to 0.84 points. The platform values for fragments and acidic variants stand.</w:t>
+        <w:t xml:space="preserve">F6. Within the NOR as characterized the step adds at most 0.54 percentage points of aggregate at the one-sided 95 % prediction bound of a single batch, against the platform value of 0.70. That bound moved the aggregate criterion of the production bioreactor output from 6.14 to 6.30 % HMW. At a hold of 180 min, outside the NOR, the step added up to 0.82 points. The platform values for fragments and acidic variants stand.</w:t>
       </w:r>
     </w:p>
     <w:p>
@@ -3041,7 +3067,7 @@
         <w:t xml:space="preserve"> </w:t>
       </w:r>
       <w:r>
-        <w:t xml:space="preserve">compares those criteria with the limits the Version 1.0 report applied. The Version 1.0 limits were applied at analysis and appear in no approved plan (INV-001 finding 1). The Version 2.0 aggregate criterion of 7.02 % HMW is wider than the Version 1.0 limit of 2.17 % and stricter than its own a priori value of 10.0 %, because cation exchange cleared less aggregate within its NOR than the platform worst case assumed, so the verification there tightened the criterion (</w:t>
+        <w:t xml:space="preserve">compares those criteria with the limits the Version 1.0 report applied. The Version 1.0 limits were applied at analysis and appear in no approved plan (INV-001 finding 1). The Version 2.0 aggregate criterion of 6.84 % HMW is wider than the Version 1.0 limit of 2.17 % and stricter than its own a priori value of 10.0 %, because the verification of two later steps tightened it. Cation exchange cleared less aggregate within its NOR than the platform worst case assumed, and ultrafiltration and diafiltration (UF/DF) raises aggregate within its NOR, where PCMP-001 assumed no change (</w:t>
       </w:r>
       <w:hyperlink w:anchor="sec-iac">
         <w:r>
@@ -3531,7 +3557,7 @@
                     <w:jc w:val="center"/>
                   </w:pPr>
                   <w:r>
-                    <w:t xml:space="preserve">≤ 7.02</w:t>
+                    <w:t xml:space="preserve">≤ 6.84</w:t>
                   </w:r>
                 </w:p>
               </w:tc>
@@ -5014,7 +5040,7 @@
         <w:pStyle w:val="BodyText"/>
       </w:pPr>
       <w:r>
-        <w:t xml:space="preserve">Aggregate is 0.02 percentage points higher in the scale-down model and acidic variants 0.27 points higher, and neither interval excludes zero. Every result of these two outputs is translated to manufacturing scale by subtracting the offset of that output before it is compared with a criterion. The model is qualified for an output when the conclusion against its criterion over the NOR is the same with the offset at either end of its interval (PCMP-001 §7.1). For aggregate that conclusion is the upper end of the single-run prediction interval of the selected model over the NOR against 7.02 % HMW. For acidic variants, which have no adequate model, it is every measured result of the designs against 18.0 to 40.0 %. Both conclusions hold at all three values of the offset, so the model is qualified for aggregate and for acidic variants.</w:t>
+        <w:t xml:space="preserve">Aggregate is 0.02 percentage points higher in the scale-down model and acidic variants 0.27 points higher, and neither interval excludes zero. Every result of these two outputs is translated to manufacturing scale by subtracting the offset of that output before it is compared with a criterion. The model is qualified for an output when the conclusion against its criterion over the NOR is the same with the offset at either end of its interval (PCMP-001 §7.1). For aggregate that conclusion is the upper end of the single-run prediction interval of the selected model over the NOR against 6.84 % HMW. For acidic variants, which have no adequate model, it is every measured result of the designs against 18.0 to 40.0 %. Both conclusions hold at all three values of the offset, so the model is qualified for aggregate and for acidic variants.</w:t>
       </w:r>
     </w:p>
     <w:p>
@@ -12967,7 +12993,7 @@
         <w:pStyle w:val="BodyText"/>
       </w:pPr>
       <w:r>
-        <w:t xml:space="preserve">Both selected models meet the criterion on residuals and influential runs, the fourth of PCMP-001 §7.2. Neither regression of that test is significant for either model. For aggregate the absolute residuals do not grow with the predicted value (p = 0.194) and the residuals do not drift with the order of execution (p = 0.426), and the fitted drift over the 18 runs is −0.011 percentage points, against a margin of 4.92 points between the highest single-batch prediction over the NOR and the criterion. For the XMuLV log reduction the two p-values are p = 0.989 and p = 0.758, and the fitted drift is 0.09 log</w:t>
+        <w:t xml:space="preserve">Both selected models meet the criterion on residuals and influential runs, the fourth of PCMP-001 §7.2. Neither regression of that test is significant for either model. For aggregate the absolute residuals do not grow with the predicted value (p = 0.194) and the residuals do not drift with the order of execution (p = 0.426), and the fitted drift over the 18 runs is −0.011 percentage points, against a margin of 4.74 points between the highest single-batch prediction over the NOR and the criterion. For the XMuLV log reduction the two p-values are p = 0.989 and p = 0.758, and the fitted drift is 0.09 log</w:t>
       </w:r>
       <w:r>
         <w:rPr>
@@ -14759,7 +14785,7 @@
         <w:pStyle w:val="BodyText"/>
       </w:pPr>
       <w:r>
-        <w:t xml:space="preserve">Four conclusions of this report hold under every deletion. The NOR in force stays inside the PAR of each of the three factors, the claim is met across the NOR in force, the pH NOR still has to move to meet it, and inactivation pH stays a critical process parameter, hold time and temperature well-controlled critical process parameters and A-Mab concentration a general process parameter. For aggregate the model selected after a deletion keeps hold time and temperature in every case and adds a third term in two of the three. Temperature raises aggregate by 0.204 to 0.226 percentage points over the range studied in those models, against 0.215 points on all runs, and the effect is significant in every one of them (p &lt; 0.001 at its weakest). The upper single-batch limit over the NOR moves by at most 0.014 percentage points, the criterion is met in every case, and the highest single-batch limit anywhere in the region studied is 2.39 %, still below 7.02 %. The one-sided 95 % prediction bound of the aggregate increase within the NOR as characterized, which replaced the platform worst case upstream of this step, is at most 0.55 percentage points after any one deletion, against 0.56 on all runs and a platform value of 0.70, so it stays below the platform value in every case (</w:t>
+        <w:t xml:space="preserve">Four conclusions of this report hold under every deletion. The NOR in force stays inside the PAR of each of the three factors, the claim is met across the NOR in force, the pH NOR still has to move to meet it, and inactivation pH stays a critical process parameter, hold time and temperature well-controlled critical process parameters and A-Mab concentration a general process parameter. For aggregate the model selected after a deletion keeps hold time and temperature in every case and adds a third term in two of the three. Temperature raises aggregate by 0.204 to 0.226 percentage points over the range studied in those models, against 0.215 points on all runs, and the effect is significant in every one of them (p &lt; 0.001 at its weakest). The upper single-batch limit over the NOR moves by at most 0.014 percentage points, the criterion is met in every case, and the highest single-batch limit anywhere in the region studied is 2.39 %, still below 6.84 %. The one-sided 95 % prediction bound of the aggregate increase within the NOR as characterized, which replaced the platform worst case upstream of this step, is at most 0.53 percentage points after any one deletion, against 0.54 on all runs and a platform value of 0.70, so it stays below the platform value in every case (</w:t>
       </w:r>
       <w:hyperlink w:anchor="sec-verif">
         <w:r>
@@ -15033,7 +15059,7 @@
         </w:r>
       </w:hyperlink>
       <w:r>
-        <w:t xml:space="preserve">), so the data do not decide whether the two effects add or interact. Within the NOR as characterized the predicted rise across the step is 0.53 percentage points, with a single-batch bound of 0.56 points (</w:t>
+        <w:t xml:space="preserve">), so the data do not decide whether the two effects add or interact. Within the NOR as characterized the predicted rise across the step is 0.50 percentage points, with a single-batch bound of 0.54 points (</w:t>
       </w:r>
       <w:hyperlink w:anchor="sec-verif">
         <w:r>
@@ -15557,19 +15583,19 @@
                     <w:jc w:val="center"/>
                   </w:pPr>
                   <w:r>
-                    <w:t xml:space="preserve">0.00</w:t>
-                  </w:r>
-                </w:p>
-              </w:tc>
-              <w:tc>
-                <w:tcPr/>
-                <w:p>
-                  <w:pPr>
-                    <w:pStyle w:val="Compact"/>
-                    <w:jc w:val="center"/>
-                  </w:pPr>
-                  <w:r>
-                    <w:t xml:space="preserve">≤ 7.02</w:t>
+                    <w:t xml:space="preserve">0.10</w:t>
+                  </w:r>
+                </w:p>
+              </w:tc>
+              <w:tc>
+                <w:tcPr/>
+                <w:p>
+                  <w:pPr>
+                    <w:pStyle w:val="Compact"/>
+                    <w:jc w:val="center"/>
+                  </w:pPr>
+                  <w:r>
+                    <w:t xml:space="preserve">≤ 6.84</w:t>
                   </w:r>
                 </w:p>
               </w:tc>
@@ -15965,7 +15991,7 @@
         <w:pStyle w:val="BodyText"/>
       </w:pPr>
       <w:r>
-        <w:t xml:space="preserve">Aggregate in the neutralized pool must not exceed 7.02 % HMW. Cation exchange is the only step after this one that is credited with removing aggregate, so the criterion is the drug substance criterion of 5.00 % multiplied by the clearance factor of cation exchange. Within its NOR, cation exchange cleared less aggregate than its platform worst case, so the one-sided 95 % prediction bound of a single cation exchange batch, a clearance factor of 1.40, replaced the platform value, and the a priori criterion of 10.0 % tightened to the value in</w:t>
+        <w:t xml:space="preserve">Aggregate in the neutralized pool must not exceed 6.84 % HMW. Cation exchange is the only step after this one that is credited with removing aggregate, so the criterion is the drug substance criterion of 5.00 %, less the rise in aggregate allowed after cation exchange, multiplied by the clearance factor of cation exchange. Within its NOR, cation exchange cleared less aggregate than its platform worst case, so the one-sided 95 % prediction bound of a single cation exchange batch, a clearance factor of 1.40, replaced the platform value. PCMP-001 assumed that no step after cation exchange changes aggregate. UF/DF raises it within its NOR, so the one-sided 95 % prediction bound of a single UF/DF batch, a rise of 0.104 percentage points, is taken off the drug substance criterion. Together the two changes tightened the a priori criterion of 10.0 % to the value in</w:t>
       </w:r>
       <w:r>
         <w:t xml:space="preserve"> </w:t>
@@ -15979,7 +16005,7 @@
         </w:r>
       </w:hyperlink>
       <w:r>
-        <w:t xml:space="preserve">. That analysis is in PCR-007, the characterization report of cation exchange. Fragments must not exceed 2.60 % by nrCE-SDS, which is the drug substance criterion of 2.00 % carried back through the platform worst case of cation exchange, 1.30-fold. Acidic variants must lie within 18.0 to 40.0 %, the drug substance criterion, because no downstream step is credited with a change in them, and both ends apply. XMuLV clearance must reach the platform claim of the step, 6.60 log</w:t>
+        <w:t xml:space="preserve">. Those analyses are in PCR-007 and PCR-010, the characterization reports of cation exchange and of UF/DF. Fragments must not exceed 2.60 % by nrCE-SDS, which is the drug substance criterion of 2.00 % carried back through the platform worst case of cation exchange, 1.30-fold. Acidic variants must lie within 18.0 to 40.0 %, the drug substance criterion, because no downstream step is credited with a change in them, and both ends apply. XMuLV clearance must reach the platform claim of the step, 6.60 log</w:t>
       </w:r>
       <w:r>
         <w:rPr>
@@ -16364,7 +16390,7 @@
                     <w:jc w:val="center"/>
                   </w:pPr>
                   <w:r>
-                    <w:t xml:space="preserve">≤ 7.02</w:t>
+                    <w:t xml:space="preserve">≤ 6.84</w:t>
                   </w:r>
                 </w:p>
               </w:tc>
@@ -16809,7 +16835,7 @@
         <w:t xml:space="preserve"> </w:t>
       </w:r>
       <w:r>
-        <w:t xml:space="preserve">holds the statistic that decides each quality attribute, the 95 % limits of a single run over the NOR. For aggregate those limits are 1.88 to 2.10 % HMW at manufacturing scale, against a criterion of 7.02 %, which leaves 4.92 percentage points. The upper limit falls at pH 3.3, 120 min and 23 °C, the longest hold and the warmest temperature of the NOR. At the set-point the model predicts 1.98 % HMW. The conclusion holds with the offset of the scale-down model at either end of its interval, as</w:t>
+        <w:t xml:space="preserve">holds the statistic that decides each quality attribute, the 95 % limits of a single run over the NOR. For aggregate those limits are 1.88 to 2.10 % HMW at manufacturing scale, against a criterion of 6.84 %, which leaves 4.74 percentage points. The upper limit falls at pH 3.3, 120 min and 23 °C, the longest hold and the warmest temperature of the NOR. At the set-point the model predicts 1.98 % HMW. The conclusion holds with the offset of the scale-down model at either end of its interval, as</w:t>
       </w:r>
       <w:r>
         <w:t xml:space="preserve"> </w:t>
@@ -17760,7 +17786,7 @@
         <w:pStyle w:val="BodyText"/>
       </w:pPr>
       <w:r>
-        <w:t xml:space="preserve">Aggregate rose by at most 0.383 percentage points over 7 days, more than the 0.072 points between the two aliquots at day 0, so the increase is resolved. Added to the 2.10 % expected to enter the hold it gives 2.48 %, against the criterion of 7.02 %. Fragments rose by at most 0.249 points, against 0.008 points between the day-0 aliquots, which gives 1.38 % against the criterion of 2.60 %. The acidic variants rose by 1.58 points at 25 °C, which gives 22.2 % against the upper limit of 40.0 %, and the lowest level expected to enter the hold is 20.2 % against the lower limit of 18.0 %. At 21 °C no change in acidic variants was resolved against the 0.59 points between the day-0 aliquots. The upper limits for aggregate and fragments are met, and so are both ends of the acidic variant criterion.</w:t>
+        <w:t xml:space="preserve">Aggregate rose by at most 0.383 percentage points over 7 days, more than the 0.072 points between the two aliquots at day 0, so the increase is resolved. Added to the 2.10 % expected to enter the hold it gives 2.48 %, against the criterion of 6.84 %. Fragments rose by at most 0.249 points, against 0.008 points between the day-0 aliquots, which gives 1.38 % against the criterion of 2.60 %. The acidic variants rose by 1.58 points at 25 °C, which gives 22.2 % against the upper limit of 40.0 %, and the lowest level expected to enter the hold is 20.2 % against the lower limit of 18.0 %. At 21 °C no change in acidic variants was resolved against the 0.59 points between the day-0 aliquots. The upper limits for aggregate and fragments are met, and so are both ends of the acidic variant criterion.</w:t>
       </w:r>
     </w:p>
     <w:p>
@@ -18451,7 +18477,7 @@
         <w:t xml:space="preserve"> </w:t>
       </w:r>
       <w:r>
-        <w:t xml:space="preserve">the predicted aggregate rises from 1.78 % at 60 min to 2.25 % at 180 min with the other two factors at their set-points, a rise of 0.47 percentage points, against a criterion of 7.02 %. The axis of the panel reaches the criterion, so that rise appears as a shallow slope and the shaded acceptable region covers the whole panel.</w:t>
+        <w:t xml:space="preserve">the predicted aggregate rises from 1.78 % at 60 min to 2.25 % at 180 min with the other two factors at their set-points, a rise of 0.47 percentage points, against a criterion of 6.84 %. The axis of the panel reaches the criterion, so that rise appears as a shallow slope and the shaded acceptable region covers the whole panel.</w:t>
       </w:r>
     </w:p>
     <w:p>
@@ -21567,7 +21593,7 @@
                     <w:jc w:val="center"/>
                   </w:pPr>
                   <w:r>
-                    <w:t xml:space="preserve">≤ 7.02</w:t>
+                    <w:t xml:space="preserve">≤ 6.84</w:t>
                   </w:r>
                 </w:p>
               </w:tc>
@@ -22036,7 +22062,7 @@
         <w:pStyle w:val="BodyText"/>
       </w:pPr>
       <w:r>
-        <w:t xml:space="preserve">Every result at the new pH set-point meets the criterion of its attribute. Over the hold times of the study up to the upper end of the hold-time NOR in force, which are 0, 60, 90, 105 and 120 min, the results run from 1.48 to 2.12 % HMW for aggregate at manufacturing scale, against 7.02 %, from 0.80 to 1.08 % for fragments, against 2.60 %, and from 19.6 to 20.4 % for acidic variants at manufacturing scale, against 18.0 to 40.0 %. At the two hold times inside the NOR in force, 105 and 120 min, aggregate runs from 1.93 to 2.12 %, fragments from 0.94 to 1.08 % and acidic variants from 19.6 to 20.4 %. Each conclusion for aggregate and acidic variants holds with the offset at either end of its interval. The study measured no viral clearance, so it supports the new set-point for product quality only, and the clearance there comes from the model (</w:t>
+        <w:t xml:space="preserve">Every result at the new pH set-point meets the criterion of its attribute. Over the hold times of the study up to the upper end of the hold-time NOR in force, which are 0, 60, 90, 105 and 120 min, the results run from 1.48 to 2.12 % HMW for aggregate at manufacturing scale, against 6.84 %, from 0.80 to 1.08 % for fragments, against 2.60 %, and from 19.6 to 20.4 % for acidic variants at manufacturing scale, against 18.0 to 40.0 %. At the two hold times inside the NOR in force, 105 and 120 min, aggregate runs from 1.93 to 2.12 %, fragments from 0.94 to 1.08 % and acidic variants from 19.6 to 20.4 %. Each conclusion for aggregate and acidic variants holds with the offset at either end of its interval. The study measured no viral clearance, so it supports the new set-point for product quality only, and the clearance there comes from the model (</w:t>
       </w:r>
       <w:hyperlink w:anchor="sec-criteria">
         <w:r>
@@ -24200,7 +24226,7 @@
         <w:pStyle w:val="BodyText"/>
       </w:pPr>
       <w:r>
-        <w:t xml:space="preserve">Both attributes passed. Cation exchange cleared aggregate by a clearance factor of 2.41 at the geometric mean of the three runs, with a lower bound of 2.27 against the 1.40 the criteria rely on, and fragments by a factor of 1.61 with a lower bound of 1.45 against 1.30. Every run cleared more than the required factor for both attributes. The cation exchange pool also met the criteria of that step, at most 0.96 % HMW against 5.00 % and 0.69 % fragments against 2.00 %. The material from the step at its new pH set-point therefore behaves at cation exchange as the criteria of this step assume.</w:t>
+        <w:t xml:space="preserve">Both attributes passed. Cation exchange cleared aggregate by a clearance factor of 2.41 at the geometric mean of the three runs, with a lower bound of 2.27 against the 1.40 the criteria rely on, and fragments by a factor of 1.61 with a lower bound of 1.45 against 1.30. Every run cleared more than the required factor for both attributes. The cation exchange pool also met the criteria of that step, at most 0.96 % HMW against 4.90 % and 0.69 % fragments against 2.00 %. The material from the step at its new pH set-point therefore behaves at cation exchange as the criteria of this step assume.</w:t>
       </w:r>
     </w:p>
     <w:bookmarkEnd w:id="110"/>
@@ -24226,7 +24252,7 @@
         <w:pStyle w:val="BodyText"/>
       </w:pPr>
       <w:r>
-        <w:t xml:space="preserve">Product quality met every criterion of the step. At manufacturing scale aggregate ran from 2.05 to 2.07 % HMW against 7.02 %, and acidic variants from 19.7 to 20.6 % against 18.0 to 40.0 %. Each of those verdicts holds with the offset at either end of its interval. Fragments, which have no measured offset, ran from 0.91 to 1.05 % at the scale of the laboratory model, against 2.60 %.</w:t>
+        <w:t xml:space="preserve">Product quality met every criterion of the step. At manufacturing scale aggregate ran from 2.05 to 2.07 % HMW against 6.84 %, and acidic variants from 19.7 to 20.6 % against 18.0 to 40.0 %. Each of those verdicts holds with the offset at either end of its interval. Fragments, which have no measured offset, ran from 0.91 to 1.05 % at the scale of the laboratory model, against 2.60 %.</w:t>
       </w:r>
       <w:r>
         <w:t xml:space="preserve"> </w:t>
@@ -25936,7 +25962,7 @@
         <w:pStyle w:val="BodyText"/>
       </w:pPr>
       <w:r>
-        <w:t xml:space="preserve">For aggregate and acidic variants no effect of the concentration was detected within the range studied. In S-VI-UNI aggregate was 0.006 percentage points higher at 35 g/L than at 5 g/L, with a 95 % confidence interval from −0.155 to 0.166 points, and in S-VI-UNI2 −0.156 points, with an interval from −0.815 to 0.502 points. Both intervals contain zero, and both are narrow against the margin of 4.92 points between the highest single-batch prediction over the NOR and the criterion. At the scale of the laboratory model the two levels of S-VI-UNI differ by 0.012 and 0.017 points from the mean of the set-point runs of the qualification study, 1.94 %, whose own standard deviation is 0.027 points. The acidic variants gave the same result at every run of S-VI-UNI, 20.6 %, which differs from the mean of the set-point runs of the qualification study by 0.10 points, inside the standard deviation of those runs, 0.33 points. Every result of both studies meets its criterion at manufacturing scale, aggregate at most 2.08 % against 7.02 % and acidic variants from 19.8 to 20.6 % against 18.0 to 40.0 %. The range 5–35 g/L is therefore supported for these two attributes.</w:t>
+        <w:t xml:space="preserve">For aggregate and acidic variants no effect of the concentration was detected within the range studied. In S-VI-UNI aggregate was 0.006 percentage points higher at 35 g/L than at 5 g/L, with a 95 % confidence interval from −0.155 to 0.166 points, and in S-VI-UNI2 −0.156 points, with an interval from −0.815 to 0.502 points. Both intervals contain zero, and both are narrow against the margin of 4.74 points between the highest single-batch prediction over the NOR and the criterion. At the scale of the laboratory model the two levels of S-VI-UNI differ by 0.012 and 0.017 points from the mean of the set-point runs of the qualification study, 1.94 %, whose own standard deviation is 0.027 points. The acidic variants gave the same result at every run of S-VI-UNI, 20.6 %, which differs from the mean of the set-point runs of the qualification study by 0.10 points, inside the standard deviation of those runs, 0.33 points. Every result of both studies meets its criterion at manufacturing scale, aggregate at most 2.08 % against 6.84 % and acidic variants from 19.8 to 20.6 % against 18.0 to 40.0 %. The range 5–35 g/L is therefore supported for these two attributes.</w:t>
       </w:r>
     </w:p>
     <w:p>
@@ -26127,7 +26153,18 @@
         <w:pStyle w:val="FirstParagraph"/>
       </w:pPr>
       <w:r>
-        <w:t xml:space="preserve">The criteria of the steps upstream of this one assume that the low-pH hold adds no more aggregate, fragments and acidic variants than it added on the platform. Each assumption was checked on the response-surface models of this step, as PCMP-001 §7.5 requires. The check evaluates the model at every combination of NOR low, set-point and NOR high as characterized, which are the values the studies were planned against, so a later change of a NOR cannot move a criterion. It takes the largest increase the model predicts over those combinations and the one-sided 95 % prediction bound of a single batch at the least favourable of them. Every increase is taken against the aggregate level of the load in the process model at set-point, 1.55 % HMW, because the input pool of the designs was not tested (PD-006-08).</w:t>
+        <w:t xml:space="preserve">The criteria of the steps upstream of this one assume that the low-pH hold adds no more aggregate, fragments and acidic variants than it added on the platform. Each assumption was checked on the response-surface models of this step, as PCMP-001 §7.5 requires. The check evaluates the model at every combination of NOR low, set-point and NOR high as characterized, which are the values the studies were planned against, so a later change of a NOR cannot move a criterion. It takes the largest increase the model predicts over those combinations and the one-sided 95 % prediction bound of a single batch at the least favourable of them. Every increase is taken against the aggregate level of the load in the process model at set-point, 1.55 % HMW, because the input pool of the designs was not tested (PD-006-08). That level is a manufacturing-scale value, so each prediction and each measured result for aggregate and acidic variants is first converted to manufacturing scale with the offset of the scale-down model at its point estimate (</w:t>
+      </w:r>
+      <w:hyperlink w:anchor="sec-sdm">
+        <w:r>
+          <w:rPr>
+            <w:rStyle w:val="Hyperlink"/>
+          </w:rPr>
+          <w:t xml:space="preserve">Section 3.1</w:t>
+        </w:r>
+      </w:hyperlink>
+      <w:r>
+        <w:t xml:space="preserve">).</w:t>
       </w:r>
       <w:r>
         <w:t xml:space="preserve"> </w:t>
@@ -26449,31 +26486,31 @@
                     <w:jc w:val="center"/>
                   </w:pPr>
                   <w:r>
-                    <w:t xml:space="preserve">0.84</w:t>
-                  </w:r>
-                </w:p>
-              </w:tc>
-              <w:tc>
-                <w:tcPr/>
-                <w:p>
-                  <w:pPr>
-                    <w:pStyle w:val="Compact"/>
-                    <w:jc w:val="center"/>
-                  </w:pPr>
-                  <w:r>
-                    <w:t xml:space="preserve">0.53</w:t>
-                  </w:r>
-                </w:p>
-              </w:tc>
-              <w:tc>
-                <w:tcPr/>
-                <w:p>
-                  <w:pPr>
-                    <w:pStyle w:val="Compact"/>
-                    <w:jc w:val="center"/>
-                  </w:pPr>
-                  <w:r>
-                    <w:t xml:space="preserve">0.56</w:t>
+                    <w:t xml:space="preserve">0.82</w:t>
+                  </w:r>
+                </w:p>
+              </w:tc>
+              <w:tc>
+                <w:tcPr/>
+                <w:p>
+                  <w:pPr>
+                    <w:pStyle w:val="Compact"/>
+                    <w:jc w:val="center"/>
+                  </w:pPr>
+                  <w:r>
+                    <w:t xml:space="preserve">0.50</w:t>
+                  </w:r>
+                </w:p>
+              </w:tc>
+              <w:tc>
+                <w:tcPr/>
+                <w:p>
+                  <w:pPr>
+                    <w:pStyle w:val="Compact"/>
+                    <w:jc w:val="center"/>
+                  </w:pPr>
+                  <w:r>
+                    <w:t xml:space="preserve">0.54</w:t>
                   </w:r>
                 </w:p>
               </w:tc>
@@ -26639,31 +26676,31 @@
                     <w:jc w:val="center"/>
                   </w:pPr>
                   <w:r>
-                    <w:t xml:space="preserve">0.60</w:t>
-                  </w:r>
-                </w:p>
-              </w:tc>
-              <w:tc>
-                <w:tcPr/>
-                <w:p>
-                  <w:pPr>
-                    <w:pStyle w:val="Compact"/>
-                    <w:jc w:val="center"/>
-                  </w:pPr>
-                  <w:r>
-                    <w:t xml:space="preserve">0.40</w:t>
-                  </w:r>
-                </w:p>
-              </w:tc>
-              <w:tc>
-                <w:tcPr/>
-                <w:p>
-                  <w:pPr>
-                    <w:pStyle w:val="Compact"/>
-                    <w:jc w:val="center"/>
-                  </w:pPr>
-                  <w:r>
-                    <w:t xml:space="preserve">0.40</w:t>
+                    <w:t xml:space="preserve">0.33</w:t>
+                  </w:r>
+                </w:p>
+              </w:tc>
+              <w:tc>
+                <w:tcPr/>
+                <w:p>
+                  <w:pPr>
+                    <w:pStyle w:val="Compact"/>
+                    <w:jc w:val="center"/>
+                  </w:pPr>
+                  <w:r>
+                    <w:t xml:space="preserve">0.13</w:t>
+                  </w:r>
+                </w:p>
+              </w:tc>
+              <w:tc>
+                <w:tcPr/>
+                <w:p>
+                  <w:pPr>
+                    <w:pStyle w:val="Compact"/>
+                    <w:jc w:val="center"/>
+                  </w:pPr>
+                  <w:r>
+                    <w:t xml:space="preserve">0.13</w:t>
                   </w:r>
                 </w:p>
               </w:tc>
@@ -26788,7 +26825,7 @@
         <w:pStyle w:val="BodyText"/>
       </w:pPr>
       <w:r>
-        <w:t xml:space="preserve">For aggregate the platform value is an increase of 0.70 percentage points, the largest increase predicted within the NOR as characterized is 0.53 points and the bound of a single batch is 0.56 points. The bound is better than the platform value, and the selected model of aggregate meets every adequacy criterion of PCMP-001 §7.2. PCMP-001 §7.5 and PCP-006 §7.4 both require that of a model before its bound may replace a platform value. PCP-006 §7.4 also asks whether the bound depends on a single run. It does not. With each run that PCP-006 §7.1 flags for examination deleted in turn, the bound is at most 0.55 points, still below the platform value (</w:t>
+        <w:t xml:space="preserve">For aggregate the platform value is an increase of 0.70 percentage points, the largest increase predicted within the NOR as characterized is 0.50 points and the bound of a single batch is 0.54 points. The bound is better than the platform value, and the selected model of aggregate meets every adequacy criterion of PCMP-001 §7.2. PCMP-001 §7.5 and PCP-006 §7.4 both require that of a model before its bound may replace a platform value. PCP-006 §7.4 also asks whether the bound depends on a single run. It does not. With each run that PCP-006 §7.1 flags for examination deleted in turn, the bound is at most 0.53 points, still below the platform value (</w:t>
       </w:r>
       <w:hyperlink w:anchor="sec-influence">
         <w:r>
@@ -26807,7 +26844,7 @@
         <w:pStyle w:val="BodyText"/>
       </w:pPr>
       <w:r>
-        <w:t xml:space="preserve">The criterion affected is the aggregate criterion of the production bioreactor output. Its a priori value is 9.3 % HMW. The cation exchange verification tightened it to 6.32 %, and the bound of this step then widened it to 6.46 %, which is stricter than the a priori value and wider than the value the cation exchange verification alone would give.</w:t>
+        <w:t xml:space="preserve">The criterion affected is the aggregate criterion of the production bioreactor output. Its a priori value is 9.3 % HMW. The cation exchange verification and the UF/DF allowance tightened it to 6.14 %, and the bound of this step then widened it to 6.30 %, which is stricter than the a priori value and wider than the value those two changes alone would give.</w:t>
       </w:r>
     </w:p>
     <w:p>
@@ -26815,7 +26852,7 @@
         <w:pStyle w:val="BodyText"/>
       </w:pPr>
       <w:r>
-        <w:t xml:space="preserve">The platform values are increases over a hold of 180 min, and the bound of this step is the increase within a NOR whose longest hold is 120 min, so the replacement reflects the shorter hold of the A-Mab NOR and not a more stable product. At a hold of 180 min, the platform hold, A-Mab added up to 0.84 points, more than the platform value of 0.70 points. The aggregate model carries no pH term, and the NOR in force ends at the same longest hold and warmest temperature as the NOR as characterized, so the same bound covers the NOR in force. A hold longer than the upper end of the NOR is a departure from the control strategy of the step, handled under the quality system of ICH Q10, and the criterion carries no allowance for one.</w:t>
+        <w:t xml:space="preserve">The platform values are increases over a hold of 180 min, and the bound of this step is the increase within a NOR whose longest hold is 120 min, so the replacement reflects the shorter hold of the A-Mab NOR and not a more stable product. At a hold of 180 min, the platform hold, A-Mab added up to 0.82 points, more than the platform value of 0.70 points. The aggregate model carries no pH term, and the NOR in force ends at the same longest hold and warmest temperature as the NOR as characterized, so the same bound covers the NOR in force. A hold longer than the upper end of the NOR is a departure from the control strategy of the step, handled under the quality system of ICH Q10, and the criterion carries no allowance for one.</w:t>
       </w:r>
     </w:p>
     <w:p>
@@ -26873,7 +26910,7 @@
         </w:r>
       </w:hyperlink>
       <w:r>
-        <w:t xml:space="preserve">, a hold at the upper end of the NOR in force adds about 0.10 points. For acidic variants the largest increase predicted within the NOR is 0.40 points and the bound is the same value, both better than the platform value of 1.00 points, and every run at a hold of 180 min added less than the platform value. The bound still does not replace it, because the model of the attribute fits the results exactly and the adequacy criteria of PCMP-001 §7.2 cannot be applied to it (</w:t>
+        <w:t xml:space="preserve">, a hold at the upper end of the NOR in force adds about 0.10 points. For acidic variants the largest increase predicted within the NOR is 0.13 points and the bound is the same value, both better than the platform value of 1.00 points, and every run at a hold of 180 min added less than the platform value. The bound still does not replace it, because the model of the attribute fits the results exactly and the adequacy criteria of PCMP-001 §7.2 cannot be applied to it (</w:t>
       </w:r>
       <w:hyperlink w:anchor="sec-rsm">
         <w:r>
@@ -28639,7 +28676,7 @@
         </w:numPr>
       </w:pPr>
       <w:r>
-        <w:t xml:space="preserve">Within the NOR as characterized the step adds less aggregate than the platform worst case at the bound of a single batch, which widened the aggregate criterion of the production bioreactor output from 6.32 to 6.46 % HMW. The platform values for fragments and acidic variants stand.</w:t>
+        <w:t xml:space="preserve">Within the NOR as characterized the step adds less aggregate than the platform worst case at the bound of a single batch, which widened the aggregate criterion of the production bioreactor output from 6.14 to 6.30 % HMW. The platform values for fragments and acidic variants stand.</w:t>
       </w:r>
     </w:p>
     <w:p>
@@ -28973,7 +29010,7 @@
         <w:t xml:space="preserve"> </w:t>
       </w:r>
       <w:r>
-        <w:t xml:space="preserve">at the least favourable NOR combination. It changes the predicted aggregate by 0.016 percentage points against a margin of 4.92 points to the criterion. The record names no single run, so the event is assessed for the design as a whole. Every run was analysed at its design settings and retained in the analysis.</w:t>
+        <w:t xml:space="preserve">at the least favourable NOR combination. It changes the predicted aggregate by 0.016 percentage points against a margin of 4.74 points to the criterion. The record names no single run, so the event is assessed for the design as a whole. Every run was analysed at its design settings and retained in the analysis.</w:t>
       </w:r>
     </w:p>
     <w:bookmarkEnd w:id="126"/>
@@ -29773,7 +29810,7 @@
         <w:pStyle w:val="BodyText"/>
       </w:pPr>
       <w:r>
-        <w:t xml:space="preserve">What the model selection changed at this step is the following. The aggregate criterion of the production bioreactor output is 6.46 % HMW with the selection and 6.19 % without it, because the verification bound of the cation exchange aggregate clearance comes from the selected model of that step (</w:t>
+        <w:t xml:space="preserve">What the model selection changed at this step is the following. The aggregate criterion of the production bioreactor output is 6.30 % HMW with the selection and 6.04 % without it, because the verification bound of the cation exchange aggregate clearance comes from the selected model of that step (</w:t>
       </w:r>
       <w:hyperlink w:anchor="sec-verif">
         <w:r>
@@ -29784,7 +29821,7 @@
         </w:r>
       </w:hyperlink>
       <w:r>
-        <w:t xml:space="preserve">). The aggregate criterion of this step is 7.02 % with the selection and 6.75 % without it, for the same reason. The acidic variant criterion of the production bioreactor output is 39.0 % with the selection and 39.6 % without it. The comparison without the selection takes the bound of the full quadratic model of the acidic variants of this step, which reproduces its results exactly. An exact fit is never adequate, no model of that output of any form is adequate, and no bound of this step therefore replaces that platform value (</w:t>
+        <w:t xml:space="preserve">). The aggregate criterion of this step is 6.84 % with the selection and 6.58 % without it, for the same reason. The acidic variant criterion of the production bioreactor output is 39.0 % with the selection and 39.9 % without it. The comparison without the selection takes the bound of the full quadratic model of the acidic variants of this step, which reproduces its results exactly. An exact fit is never adequate, no model of that output of any form is adequate, and no bound of this step therefore replaces that platform value (</w:t>
       </w:r>
       <w:hyperlink w:anchor="sec-verif">
         <w:r>
@@ -29795,7 +29832,7 @@
         </w:r>
       </w:hyperlink>
       <w:r>
-        <w:t xml:space="preserve">). The bound this step contributes is nearly the same under either model of aggregate, 0.56 percentage points on the selected model and 0.56 points on the full quadratic. Every conclusion over the NOR, every proven acceptable range and both scale-down qualifications of this step are the same under the criteria the full quadratic models would have given.</w:t>
+        <w:t xml:space="preserve">). The bound this step contributes is nearly the same under either model of aggregate, 0.54 percentage points on the selected model and 0.54 points on the full quadratic. Every conclusion over the NOR, every proven acceptable range and both scale-down qualifications of this step are the same under the criteria the full quadratic models would have given.</w:t>
       </w:r>
     </w:p>
     <w:bookmarkStart w:id="130" w:name="X16f53311d5ca6d337a970d4f024bcd661a8440c"/>
